--- a/backend/fixtures/sample_legal_contract.docx
+++ b/backend/fixtures/sample_legal_contract.docx
@@ -17,12 +17,12 @@
     </w:p>
     <w:p>
       <w:r>
-        <w:t>De una parte, Don Carlos Fernández Soto, mayor de edad, con DNI 87654321B, con domicilio profesional en Paseo de la Castellana 100, 28046 Madrid, y correo carlos.fernandez@example.test, en nombre y representación de IBÉRICA CONSULTING S.A., con CIF A12345678.</w:t>
+        <w:t>De una parte, Don Carlos Fernandez Soto, mayor de edad, con DNI 87654321B, con domicilio profesional en Paseo de la Castellana 100, 28046 Madrid, y correo carlos.fernandez@example.test, en nombre y representacion de IBERICA CONSULTING S.A., con CIF A12345678.</w:t>
       </w:r>
     </w:p>
     <w:p>
       <w:r>
-        <w:t>De otra parte, Doña Elena Ramos Blanco, con DNI 44556677C, en nombre de TECH SOLUTIONS SL, con CIF B98765432, con teléfono +34 654 987 321 y correo elena.ramos@example.test.</w:t>
+        <w:t>De otra parte, Dona Elena Ramos Blanco, con DNI 44556677C, en nombre de TECH SOLUTIONS SL, con CIF B98765432, con telefono +34 654 987 321 y correo elena.ramos@example.test.</w:t>
       </w:r>
     </w:p>
     <w:p>
@@ -30,17 +30,17 @@
         <w:pStyle w:val="Heading2"/>
       </w:pPr>
       <w:r>
-        <w:t>CLÁUSULAS</w:t>
+        <w:t>CLAUSULAS</w:t>
       </w:r>
     </w:p>
     <w:p>
       <w:r>
-        <w:t>PRIMERA. - Objeto del contrato: Prestación de asesoría legal en el Procedimiento Judicial nº 452/2025 ante el Juzgado de Primera Instancia nº 4 de Madrid.</w:t>
+        <w:t>PRIMERA. - Objeto del contrato: Prestacion de asesoria legal en el Procedimiento Judicial nº 452/2025 ante el Juzgado de Primera Instancia nº 4 de Madrid.</w:t>
       </w:r>
     </w:p>
     <w:p>
       <w:r>
-        <w:t>SEGUNDA. - Honorarios: Se fija un importe total de 12.500,00 EUR que será abonado mediante transferencia a la cuenta bancaria ES99 1234 5678 9012 3456 7890.</w:t>
+        <w:t>SEGUNDA. - Honorarios: Se fija un importe total de 12.500,00 EUR que sera abonado mediante transferencia a la cuenta bancaria ES99 1234 5678 9012 3456 7890.</w:t>
       </w:r>
     </w:p>
     <w:tbl>
@@ -92,7 +92,7 @@
           </w:tcPr>
           <w:p>
             <w:r>
-              <w:t>Carlos Fernández Soto</w:t>
+              <w:t>Carlos Fernandez Soto</w:t>
             </w:r>
           </w:p>
         </w:tc>
@@ -168,7 +168,7 @@
       <w:pStyle w:val="Header"/>
     </w:pPr>
     <w:r>
-      <w:t>ACUERDO DE CONFIDENCIALIDAD Y PRESTACIÓN DE SERVICIOS (REF: EXP-9982/2025)</w:t>
+      <w:t>ACUERDO DE CONFIDENCIALIDAD Y PRESTACION DE SERVICIOS (REF: EXP-9982/2025)</w:t>
     </w:r>
   </w:p>
 </w:hdr>
